--- a/templates_docx/sree_mani_borrower.docx
+++ b/templates_docx/sree_mani_borrower.docx
@@ -8,17 +8,6 @@
         <w:rPr>
           <w:rFonts w:ascii="Verdana" w:eastAsia="Arial" w:hAnsi="Verdana" w:cs="Arial"/>
           <w:b/>
-          <w:sz w:val="24"/>
-          <w:szCs w:val="24"/>
-        </w:rPr>
-      </w:pPr>
-    </w:p>
-    <w:p>
-      <w:pPr>
-        <w:spacing w:line="240" w:lineRule="auto"/>
-        <w:rPr>
-          <w:rFonts w:ascii="Verdana" w:eastAsia="Arial" w:hAnsi="Verdana" w:cs="Arial"/>
-          <w:b/>
           <w:sz w:val="20"/>
           <w:szCs w:val="20"/>
         </w:rPr>
@@ -70,44 +59,16 @@
           <w:sz w:val="20"/>
           <w:szCs w:val="20"/>
         </w:rPr>
-        <w:tab/>
-      </w:r>
-      <w:r>
-        <w:rPr>
-          <w:rFonts w:ascii="Verdana" w:eastAsia="Arial" w:hAnsi="Verdana" w:cs="Arial"/>
-          <w:b/>
-          <w:sz w:val="20"/>
-          <w:szCs w:val="20"/>
-        </w:rPr>
-        <w:tab/>
-      </w:r>
-      <w:r>
-        <w:rPr>
-          <w:rFonts w:ascii="Verdana" w:eastAsia="Arial" w:hAnsi="Verdana" w:cs="Arial"/>
-          <w:b/>
-          <w:sz w:val="20"/>
-          <w:szCs w:val="20"/>
-        </w:rPr>
-        <w:tab/>
-      </w:r>
-      <w:r>
-        <w:rPr>
-          <w:rFonts w:ascii="Verdana" w:eastAsia="Arial" w:hAnsi="Verdana" w:cs="Arial"/>
-          <w:b/>
-          <w:sz w:val="20"/>
-          <w:szCs w:val="20"/>
-        </w:rPr>
-        <w:tab/>
-      </w:r>
-      <w:r>
-        <w:rPr>
-          <w:rFonts w:ascii="Verdana" w:eastAsia="Arial" w:hAnsi="Verdana" w:cs="Arial"/>
-          <w:b/>
-          <w:sz w:val="20"/>
-          <w:szCs w:val="20"/>
-        </w:rPr>
-        <w:tab/>
-        <w:t xml:space="preserve">      Office at: </w:t>
+        <w:t xml:space="preserve">                       </w:t>
+      </w:r>
+      <w:r>
+        <w:rPr>
+          <w:rFonts w:ascii="Verdana" w:eastAsia="Arial" w:hAnsi="Verdana" w:cs="Arial"/>
+          <w:b/>
+          <w:sz w:val="20"/>
+          <w:szCs w:val="20"/>
+        </w:rPr>
+        <w:t xml:space="preserve">Office at: </w:t>
       </w:r>
     </w:p>
     <w:p>
@@ -156,7 +117,7 @@
           <w:szCs w:val="20"/>
         </w:rPr>
         <w:tab/>
-        <w:t xml:space="preserve">       H.no: 5-4-156,</w:t>
+        <w:t xml:space="preserve">     H.no: 5-4-156,</w:t>
       </w:r>
     </w:p>
     <w:p>
@@ -232,7 +193,7 @@
           <w:szCs w:val="20"/>
         </w:rPr>
         <w:tab/>
-        <w:t xml:space="preserve">       Flat no: 1401, T19 Towers</w:t>
+        <w:t xml:space="preserve">     Flat no: 1401, T19 Towers</w:t>
       </w:r>
     </w:p>
     <w:p>
@@ -308,27 +269,7 @@
           <w:szCs w:val="20"/>
         </w:rPr>
         <w:tab/>
-        <w:t xml:space="preserve">       </w:t>
-      </w:r>
-      <w:proofErr w:type="spellStart"/>
-      <w:r>
-        <w:rPr>
-          <w:rFonts w:ascii="Verdana" w:eastAsia="Arial" w:hAnsi="Verdana" w:cs="Arial"/>
-          <w:b/>
-          <w:sz w:val="20"/>
-          <w:szCs w:val="20"/>
-        </w:rPr>
-        <w:t>Ranigunj</w:t>
-      </w:r>
-      <w:proofErr w:type="spellEnd"/>
-      <w:r>
-        <w:rPr>
-          <w:rFonts w:ascii="Verdana" w:eastAsia="Arial" w:hAnsi="Verdana" w:cs="Arial"/>
-          <w:b/>
-          <w:sz w:val="20"/>
-          <w:szCs w:val="20"/>
-        </w:rPr>
-        <w:t>, Secunderababd-500003</w:t>
+        <w:t xml:space="preserve">     Ranigunj, Secunderababd-500003</w:t>
       </w:r>
       <w:r>
         <w:rPr>
@@ -358,7 +299,25 @@
           <w:sz w:val="20"/>
           <w:szCs w:val="20"/>
         </w:rPr>
-        <w:t xml:space="preserve">                                                                                Mobile No: </w:t>
+        <w:t xml:space="preserve">                                                                         </w:t>
+      </w:r>
+      <w:r>
+        <w:rPr>
+          <w:rFonts w:ascii="Verdana" w:eastAsia="Arial" w:hAnsi="Verdana" w:cs="Arial"/>
+          <w:b/>
+          <w:sz w:val="20"/>
+          <w:szCs w:val="20"/>
+        </w:rPr>
+        <w:t xml:space="preserve"> </w:t>
+      </w:r>
+      <w:r>
+        <w:rPr>
+          <w:rFonts w:ascii="Verdana" w:eastAsia="Arial" w:hAnsi="Verdana" w:cs="Arial"/>
+          <w:b/>
+          <w:sz w:val="20"/>
+          <w:szCs w:val="20"/>
+        </w:rPr>
+        <w:t xml:space="preserve">     Mobile No: </w:t>
       </w:r>
       <w:r>
         <w:rPr>
@@ -446,17 +405,115 @@
           <w:b/>
           <w:bCs/>
         </w:rPr>
-        <w:t>{{</w:t>
-      </w:r>
-      <w:proofErr w:type="spellStart"/>
-      <w:r>
-        <w:rPr>
-          <w:b/>
-          <w:bCs/>
-        </w:rPr>
-        <w:t>notice_date</w:t>
-      </w:r>
-      <w:proofErr w:type="spellEnd"/>
+        <w:t>{{notice_date}}</w:t>
+      </w:r>
+    </w:p>
+    <w:p>
+      <w:pPr>
+        <w:rPr>
+          <w:b/>
+          <w:bCs/>
+          <w:sz w:val="24"/>
+          <w:szCs w:val="24"/>
+        </w:rPr>
+      </w:pPr>
+      <w:r>
+        <w:rPr>
+          <w:b/>
+          <w:bCs/>
+          <w:sz w:val="24"/>
+          <w:szCs w:val="24"/>
+        </w:rPr>
+        <w:t xml:space="preserve">To,  </w:t>
+      </w:r>
+    </w:p>
+    <w:p>
+      <w:r>
+        <w:rPr>
+          <w:b/>
+          <w:bCs/>
+        </w:rPr>
+        <w:t xml:space="preserve">Mr. </w:t>
+      </w:r>
+      <w:r>
+        <w:rPr>
+          <w:b/>
+          <w:bCs/>
+        </w:rPr>
+        <w:t>{{borrower_name}}</w:t>
+      </w:r>
+      <w:r>
+        <w:rPr>
+          <w:b/>
+          <w:bCs/>
+        </w:rPr>
+        <w:t xml:space="preserve"> S</w:t>
+      </w:r>
+      <w:r>
+        <w:rPr>
+          <w:b/>
+          <w:bCs/>
+        </w:rPr>
+        <w:t>,</w:t>
+      </w:r>
+      <w:r>
+        <w:rPr>
+          <w:b/>
+          <w:bCs/>
+        </w:rPr>
+        <w:t xml:space="preserve"> C/O {{borrower_father}}</w:t>
+      </w:r>
+    </w:p>
+    <w:p>
+      <w:pPr>
+        <w:rPr>
+          <w:b/>
+          <w:bCs/>
+        </w:rPr>
+      </w:pPr>
+      <w:r>
+        <w:rPr>
+          <w:b/>
+          <w:bCs/>
+        </w:rPr>
+        <w:t>H.No:-{{borrower_address}}</w:t>
+      </w:r>
+      <w:r>
+        <w:rPr>
+          <w:b/>
+          <w:bCs/>
+        </w:rPr>
+        <w:t>, pincode</w:t>
+      </w:r>
+      <w:r>
+        <w:rPr>
+          <w:b/>
+          <w:bCs/>
+        </w:rPr>
+        <w:t>-{{pincode}}</w:t>
+      </w:r>
+    </w:p>
+    <w:p>
+      <w:pPr>
+        <w:rPr>
+          <w:b/>
+          <w:bCs/>
+        </w:rPr>
+      </w:pPr>
+      <w:r>
+        <w:rPr>
+          <w:b/>
+          <w:bCs/>
+        </w:rPr>
+        <w:t>Ph. No:-{{</w:t>
+      </w:r>
+      <w:r>
+        <w:rPr>
+          <w:b/>
+          <w:bCs/>
+        </w:rPr>
+        <w:t>borrower_mobile</w:t>
+      </w:r>
       <w:r>
         <w:rPr>
           <w:b/>
@@ -467,60 +524,53 @@
     </w:p>
     <w:p>
       <w:pPr>
-        <w:rPr>
-          <w:b/>
-          <w:bCs/>
-          <w:sz w:val="24"/>
-          <w:szCs w:val="24"/>
-        </w:rPr>
-      </w:pPr>
-      <w:r>
-        <w:rPr>
-          <w:b/>
-          <w:bCs/>
-          <w:sz w:val="24"/>
-          <w:szCs w:val="24"/>
-        </w:rPr>
-        <w:t xml:space="preserve">To,  </w:t>
-      </w:r>
-    </w:p>
-    <w:p>
-      <w:r>
-        <w:rPr>
-          <w:b/>
-          <w:bCs/>
-        </w:rPr>
-        <w:t xml:space="preserve">Mr. </w:t>
-      </w:r>
-      <w:r>
-        <w:rPr>
-          <w:b/>
-          <w:bCs/>
-        </w:rPr>
-        <w:t>{{</w:t>
-      </w:r>
-      <w:proofErr w:type="spellStart"/>
-      <w:r>
-        <w:rPr>
-          <w:b/>
-          <w:bCs/>
-        </w:rPr>
-        <w:t>borrower_name</w:t>
-      </w:r>
-      <w:proofErr w:type="spellEnd"/>
-      <w:r>
-        <w:rPr>
-          <w:b/>
-          <w:bCs/>
-        </w:rPr>
-        <w:t>}}</w:t>
-      </w:r>
-      <w:r>
-        <w:rPr>
-          <w:b/>
-          <w:bCs/>
-        </w:rPr>
-        <w:t xml:space="preserve"> S</w:t>
+        <w:jc w:val="center"/>
+        <w:rPr>
+          <w:sz w:val="24"/>
+          <w:szCs w:val="24"/>
+        </w:rPr>
+      </w:pPr>
+      <w:r>
+        <w:rPr>
+          <w:sz w:val="24"/>
+          <w:szCs w:val="24"/>
+        </w:rPr>
+        <w:t xml:space="preserve">Subject: </w:t>
+      </w:r>
+      <w:r>
+        <w:rPr>
+          <w:b/>
+          <w:bCs/>
+          <w:sz w:val="24"/>
+          <w:szCs w:val="24"/>
+        </w:rPr>
+        <w:t>Loan Recall Notice</w:t>
+      </w:r>
+    </w:p>
+    <w:p>
+      <w:r>
+        <w:t xml:space="preserve">Dear </w:t>
+      </w:r>
+      <w:r>
+        <w:rPr>
+          <w:b/>
+          <w:bCs/>
+        </w:rPr>
+        <w:t>{{borrower_name}}</w:t>
+      </w:r>
+      <w:r>
+        <w:rPr>
+          <w:b/>
+          <w:bCs/>
+        </w:rPr>
+        <w:t xml:space="preserve"> </w:t>
+      </w:r>
+      <w:r>
+        <w:rPr>
+          <w:b/>
+          <w:bCs/>
+        </w:rPr>
+        <w:t>S</w:t>
       </w:r>
       <w:r>
         <w:rPr>
@@ -529,273 +579,141 @@
         </w:rPr>
         <w:t>,</w:t>
       </w:r>
-      <w:r>
-        <w:rPr>
-          <w:b/>
-          <w:bCs/>
-        </w:rPr>
-        <w:t xml:space="preserve"> C/O {{</w:t>
-      </w:r>
-      <w:proofErr w:type="spellStart"/>
-      <w:r>
-        <w:rPr>
-          <w:b/>
-          <w:bCs/>
-        </w:rPr>
-        <w:t>borrower_father</w:t>
-      </w:r>
-      <w:proofErr w:type="spellEnd"/>
-      <w:r>
-        <w:rPr>
-          <w:b/>
-          <w:bCs/>
-        </w:rPr>
-        <w:t>}}</w:t>
-      </w:r>
-    </w:p>
-    <w:p>
-      <w:pPr>
-        <w:rPr>
-          <w:b/>
-          <w:bCs/>
-        </w:rPr>
-      </w:pPr>
-      <w:proofErr w:type="spellStart"/>
-      <w:r>
-        <w:rPr>
-          <w:b/>
-          <w:bCs/>
-        </w:rPr>
-        <w:t>H.No</w:t>
-      </w:r>
-      <w:proofErr w:type="spellEnd"/>
-      <w:r>
-        <w:rPr>
-          <w:b/>
-          <w:bCs/>
-        </w:rPr>
-        <w:t>:-{{</w:t>
-      </w:r>
-      <w:proofErr w:type="spellStart"/>
-      <w:r>
-        <w:rPr>
-          <w:b/>
-          <w:bCs/>
-        </w:rPr>
-        <w:t>borrower_address</w:t>
-      </w:r>
-      <w:proofErr w:type="spellEnd"/>
-      <w:r>
-        <w:rPr>
-          <w:b/>
-          <w:bCs/>
-        </w:rPr>
-        <w:t>}}</w:t>
-      </w:r>
-    </w:p>
-    <w:p>
-      <w:pPr>
-        <w:rPr>
-          <w:b/>
-          <w:bCs/>
-        </w:rPr>
-      </w:pPr>
-      <w:r>
-        <w:rPr>
-          <w:b/>
-          <w:bCs/>
-        </w:rPr>
-        <w:t>Ph. No:-{{</w:t>
-      </w:r>
-      <w:proofErr w:type="spellStart"/>
-      <w:r>
-        <w:rPr>
-          <w:b/>
-          <w:bCs/>
-        </w:rPr>
-        <w:t>borrower_mobile</w:t>
-      </w:r>
-      <w:proofErr w:type="spellEnd"/>
-      <w:r>
-        <w:rPr>
-          <w:b/>
-          <w:bCs/>
-        </w:rPr>
-        <w:t>}}</w:t>
-      </w:r>
-    </w:p>
-    <w:p>
-      <w:pPr>
-        <w:jc w:val="center"/>
-        <w:rPr>
-          <w:sz w:val="24"/>
-          <w:szCs w:val="24"/>
-        </w:rPr>
-      </w:pPr>
-      <w:r>
-        <w:rPr>
-          <w:sz w:val="24"/>
-          <w:szCs w:val="24"/>
-        </w:rPr>
-        <w:t xml:space="preserve">Subject: </w:t>
-      </w:r>
-      <w:r>
-        <w:rPr>
-          <w:b/>
-          <w:bCs/>
-          <w:sz w:val="24"/>
-          <w:szCs w:val="24"/>
-        </w:rPr>
-        <w:t>Loan Recall Notice</w:t>
-      </w:r>
-    </w:p>
-    <w:p>
-      <w:r>
-        <w:t xml:space="preserve">Dear </w:t>
-      </w:r>
-      <w:r>
-        <w:rPr>
-          <w:b/>
-          <w:bCs/>
-        </w:rPr>
-        <w:t>{{</w:t>
-      </w:r>
-      <w:proofErr w:type="spellStart"/>
-      <w:r>
-        <w:rPr>
-          <w:b/>
-          <w:bCs/>
-        </w:rPr>
-        <w:t>borrower_name</w:t>
-      </w:r>
-      <w:proofErr w:type="spellEnd"/>
-      <w:r>
-        <w:rPr>
-          <w:b/>
-          <w:bCs/>
-        </w:rPr>
-        <w:t>}}</w:t>
-      </w:r>
-      <w:r>
-        <w:rPr>
-          <w:b/>
-          <w:bCs/>
+    </w:p>
+    <w:p>
+      <w:pPr>
+        <w:rPr>
+          <w:sz w:val="24"/>
+          <w:szCs w:val="24"/>
+        </w:rPr>
+      </w:pPr>
+      <w:r>
+        <w:rPr>
+          <w:sz w:val="24"/>
+          <w:szCs w:val="24"/>
+        </w:rPr>
+        <w:t>Under instructions from My client</w:t>
+      </w:r>
+      <w:r>
+        <w:rPr>
+          <w:sz w:val="24"/>
+          <w:szCs w:val="24"/>
         </w:rPr>
         <w:t xml:space="preserve"> </w:t>
       </w:r>
       <w:r>
         <w:rPr>
-          <w:b/>
-          <w:bCs/>
-        </w:rPr>
-        <w:t>S</w:t>
-      </w:r>
-      <w:r>
-        <w:rPr>
-          <w:b/>
-          <w:bCs/>
-        </w:rPr>
-        <w:t>,</w:t>
-      </w:r>
-    </w:p>
-    <w:p>
-      <w:pPr>
-        <w:rPr>
-          <w:sz w:val="24"/>
-          <w:szCs w:val="24"/>
-        </w:rPr>
-      </w:pPr>
-      <w:r>
-        <w:rPr>
-          <w:sz w:val="24"/>
-          <w:szCs w:val="24"/>
-        </w:rPr>
-        <w:t>Under instructions from My client</w:t>
-      </w:r>
-      <w:r>
-        <w:rPr>
-          <w:sz w:val="24"/>
-          <w:szCs w:val="24"/>
+          <w:sz w:val="24"/>
+          <w:szCs w:val="24"/>
+        </w:rPr>
+        <w:t xml:space="preserve">M/s </w:t>
+      </w:r>
+      <w:r>
+        <w:rPr>
+          <w:sz w:val="24"/>
+          <w:szCs w:val="24"/>
+        </w:rPr>
+        <w:t xml:space="preserve">Sree Mani Finance ({{code}} Of {{company_name}}) this notice is being issued as under– </w:t>
+      </w:r>
+    </w:p>
+    <w:p>
+      <w:r>
+        <w:t xml:space="preserve">This is to inform you that you have availed loan from </w:t>
+      </w:r>
+      <w:r>
+        <w:t xml:space="preserve">my client </w:t>
+      </w:r>
+      <w:r>
+        <w:rPr>
+          <w:sz w:val="24"/>
+          <w:szCs w:val="24"/>
+        </w:rPr>
+        <w:t xml:space="preserve">M/s Sree Mani Finance vide </w:t>
+      </w:r>
+      <w:r>
+        <w:rPr>
+          <w:b/>
+          <w:bCs/>
+        </w:rPr>
+        <w:t>Loan Account No</w:t>
+      </w:r>
+      <w:r>
+        <w:rPr>
+          <w:b/>
+          <w:bCs/>
+        </w:rPr>
+        <w:t xml:space="preserve"> {{loan_account}}</w:t>
+      </w:r>
+      <w:r>
+        <w:rPr>
+          <w:b/>
+          <w:bCs/>
         </w:rPr>
         <w:t xml:space="preserve"> </w:t>
       </w:r>
       <w:r>
-        <w:rPr>
-          <w:sz w:val="24"/>
-          <w:szCs w:val="24"/>
-        </w:rPr>
-        <w:t xml:space="preserve">Sree Mani Finance </w:t>
-      </w:r>
-      <w:r>
-        <w:rPr>
-          <w:sz w:val="24"/>
-          <w:szCs w:val="24"/>
-        </w:rPr>
-        <w:t xml:space="preserve"> ({{code}} Of {{</w:t>
-      </w:r>
-      <w:proofErr w:type="spellStart"/>
-      <w:r>
-        <w:rPr>
-          <w:sz w:val="24"/>
-          <w:szCs w:val="24"/>
-        </w:rPr>
-        <w:t>company_name</w:t>
-      </w:r>
-      <w:proofErr w:type="spellEnd"/>
-      <w:r>
-        <w:rPr>
-          <w:sz w:val="24"/>
-          <w:szCs w:val="24"/>
-        </w:rPr>
-        <w:t xml:space="preserve">}}) this notice is being issued as under– </w:t>
-      </w:r>
-    </w:p>
-    <w:p>
-      <w:r>
-        <w:t xml:space="preserve">This is to inform you that you have availed a loan from </w:t>
-      </w:r>
-      <w:r>
-        <w:t xml:space="preserve">my client </w:t>
-      </w:r>
-      <w:r>
-        <w:rPr>
-          <w:sz w:val="24"/>
-          <w:szCs w:val="24"/>
-        </w:rPr>
-        <w:t>Padma Sai Holding Private Limited</w:t>
-      </w:r>
-      <w:r>
+        <w:t xml:space="preserve">&amp; </w:t>
+      </w:r>
+      <w:r>
+        <w:rPr>
+          <w:b/>
+          <w:bCs/>
+        </w:rPr>
+        <w:t xml:space="preserve">Vehicle No </w:t>
+      </w:r>
+      <w:r>
+        <w:rPr>
+          <w:b/>
+          <w:bCs/>
+        </w:rPr>
+        <w:t>{{vehicle_no}}</w:t>
+      </w:r>
+      <w:r>
+        <w:rPr>
+          <w:b/>
+          <w:bCs/>
+        </w:rPr>
         <w:t xml:space="preserve"> </w:t>
       </w:r>
       <w:r>
-        <w:rPr>
-          <w:b/>
-          <w:bCs/>
-        </w:rPr>
-        <w:t>Loan Account No</w:t>
-      </w:r>
-      <w:r>
-        <w:rPr>
-          <w:b/>
-          <w:bCs/>
-        </w:rPr>
-        <w:t xml:space="preserve"> {{</w:t>
-      </w:r>
-      <w:proofErr w:type="spellStart"/>
-      <w:r>
-        <w:rPr>
-          <w:b/>
-          <w:bCs/>
-        </w:rPr>
-        <w:t>loan_account</w:t>
-      </w:r>
-      <w:proofErr w:type="spellEnd"/>
-      <w:r>
-        <w:rPr>
-          <w:b/>
-          <w:bCs/>
-        </w:rPr>
-        <w:t>}}</w:t>
+        <w:t>under</w:t>
+      </w:r>
+      <w:r>
+        <w:t xml:space="preserve"> the terms and conditions of the Loan Agreement executed between </w:t>
+      </w:r>
+      <w:r>
+        <w:t>our client and you.</w:t>
+      </w:r>
+    </w:p>
+    <w:p>
+      <w:r>
+        <w:t xml:space="preserve">My </w:t>
+      </w:r>
+      <w:r>
+        <w:t xml:space="preserve">client stated that </w:t>
+      </w:r>
+      <w:r>
+        <w:t>the said loan account has become irregular due to your failure to pay the outstanding dues/instalments despite our previous reminders and demands</w:t>
+      </w:r>
+      <w:r>
+        <w:t xml:space="preserve"> by my client.</w:t>
+      </w:r>
+      <w:r>
+        <w:t xml:space="preserve"> As of date, the total outstanding amount in your loan account is </w:t>
+      </w:r>
+      <w:r>
+        <w:rPr>
+          <w:b/>
+          <w:bCs/>
+        </w:rPr>
+        <w:t xml:space="preserve">Rs. </w:t>
+      </w:r>
+      <w:r>
+        <w:rPr>
+          <w:b/>
+          <w:bCs/>
+        </w:rPr>
+        <w:t>{{dues}}/-</w:t>
       </w:r>
       <w:r>
         <w:rPr>
@@ -805,90 +723,6 @@
         <w:t xml:space="preserve"> </w:t>
       </w:r>
       <w:r>
-        <w:t xml:space="preserve">&amp; </w:t>
-      </w:r>
-      <w:r>
-        <w:rPr>
-          <w:b/>
-          <w:bCs/>
-        </w:rPr>
-        <w:t xml:space="preserve">Vehicle No </w:t>
-      </w:r>
-      <w:r>
-        <w:rPr>
-          <w:b/>
-          <w:bCs/>
-        </w:rPr>
-        <w:t>{{</w:t>
-      </w:r>
-      <w:proofErr w:type="spellStart"/>
-      <w:r>
-        <w:rPr>
-          <w:b/>
-          <w:bCs/>
-        </w:rPr>
-        <w:t>vehicle_no</w:t>
-      </w:r>
-      <w:proofErr w:type="spellEnd"/>
-      <w:r>
-        <w:rPr>
-          <w:b/>
-          <w:bCs/>
-        </w:rPr>
-        <w:t>}}</w:t>
-      </w:r>
-      <w:r>
-        <w:rPr>
-          <w:b/>
-          <w:bCs/>
-        </w:rPr>
-        <w:t xml:space="preserve"> </w:t>
-      </w:r>
-      <w:r>
-        <w:t>under</w:t>
-      </w:r>
-      <w:r>
-        <w:t xml:space="preserve"> the terms and conditions of the Loan Agreement executed between </w:t>
-      </w:r>
-      <w:r>
-        <w:t>our client and you.</w:t>
-      </w:r>
-    </w:p>
-    <w:p>
-      <w:r>
-        <w:t xml:space="preserve">Our client stated that </w:t>
-      </w:r>
-      <w:r>
-        <w:t>the said loan account has become irregular due to your failure to pay the outstanding dues/instalments despite our previous reminders and demands</w:t>
-      </w:r>
-      <w:r>
-        <w:t xml:space="preserve"> by my client.</w:t>
-      </w:r>
-      <w:r>
-        <w:t xml:space="preserve"> As of date, the total outstanding amount in your loan account is </w:t>
-      </w:r>
-      <w:r>
-        <w:rPr>
-          <w:b/>
-          <w:bCs/>
-        </w:rPr>
-        <w:t xml:space="preserve">Rs. </w:t>
-      </w:r>
-      <w:r>
-        <w:rPr>
-          <w:b/>
-          <w:bCs/>
-        </w:rPr>
-        <w:t>{{dues}}/-</w:t>
-      </w:r>
-      <w:r>
-        <w:rPr>
-          <w:b/>
-          <w:bCs/>
-        </w:rPr>
-        <w:t xml:space="preserve"> </w:t>
-      </w:r>
-      <w:r>
         <w:rPr>
           <w:b/>
           <w:bCs/>
@@ -903,23 +737,7 @@
           <w:b/>
           <w:bCs/>
         </w:rPr>
-        <w:t>{{</w:t>
-      </w:r>
-      <w:proofErr w:type="spellStart"/>
-      <w:r>
-        <w:rPr>
-          <w:b/>
-          <w:bCs/>
-        </w:rPr>
-        <w:t>notice_date</w:t>
-      </w:r>
-      <w:proofErr w:type="spellEnd"/>
-      <w:r>
-        <w:rPr>
-          <w:b/>
-          <w:bCs/>
-        </w:rPr>
-        <w:t>}}, (Please note that amount given is only valid till the date mentioned)</w:t>
+        <w:t>{{notice_date}}, (Please note that amount given is only valid till the date mentioned)</w:t>
       </w:r>
     </w:p>
     <w:p>
@@ -927,7 +745,13 @@
         <w:t xml:space="preserve">In view of the continuing default and violation of the terms of the loan agreement, </w:t>
       </w:r>
       <w:r>
-        <w:t xml:space="preserve">our client </w:t>
+        <w:t xml:space="preserve">My </w:t>
+      </w:r>
+      <w:r>
+        <w:t xml:space="preserve">client </w:t>
+      </w:r>
+      <w:r>
+        <w:t xml:space="preserve">has </w:t>
       </w:r>
       <w:r>
         <w:rPr>
@@ -976,7 +800,13 @@
         <w:jc w:val="both"/>
       </w:pPr>
       <w:r>
-        <w:t xml:space="preserve">Kindly note that failure to comply with this demand will compel our client to initiate appropriate legal and recovery proceedings against </w:t>
+        <w:t xml:space="preserve">Kindly note that failure to comply with this </w:t>
+      </w:r>
+      <w:r>
+        <w:t>notice</w:t>
+      </w:r>
+      <w:r>
+        <w:t xml:space="preserve"> will compel our client to initiate appropriate legal and recovery proceedings against </w:t>
       </w:r>
       <w:r>
         <w:t xml:space="preserve"> you</w:t>
@@ -1101,7 +931,7 @@
     <w:p/>
     <w:p/>
     <w:sectPr>
-      <w:headerReference w:type="default" r:id="rId4"/>
+      <w:headerReference w:type="default" r:id="rId6"/>
       <w:pgSz w:w="12240" w:h="20160" w:code="5"/>
       <w:pgMar w:top="1440" w:right="1440" w:bottom="1440" w:left="1440" w:header="1134" w:footer="708" w:gutter="0"/>
       <w:cols w:space="708"/>
@@ -1109,6 +939,56 @@
     </w:sectPr>
   </w:body>
 </w:document>
+</file>
+
+<file path=word/endnotes.xml><?xml version="1.0" encoding="utf-8"?>
+<w:endnotes xmlns:wpc="http://schemas.microsoft.com/office/word/2010/wordprocessingCanvas" xmlns:cx="http://schemas.microsoft.com/office/drawing/2014/chartex" xmlns:cx1="http://schemas.microsoft.com/office/drawing/2015/9/8/chartex" xmlns:cx2="http://schemas.microsoft.com/office/drawing/2015/10/21/chartex" xmlns:cx3="http://schemas.microsoft.com/office/drawing/2016/5/9/chartex" xmlns:cx4="http://schemas.microsoft.com/office/drawing/2016/5/10/chartex" xmlns:cx5="http://schemas.microsoft.com/office/drawing/2016/5/11/chartex" xmlns:cx6="http://schemas.microsoft.com/office/drawing/2016/5/12/chartex" xmlns:cx7="http://schemas.microsoft.com/office/drawing/2016/5/13/chartex" xmlns:cx8="http://schemas.microsoft.com/office/drawing/2016/5/14/chartex" xmlns:mc="http://schemas.openxmlformats.org/markup-compatibility/2006" xmlns:aink="http://schemas.microsoft.com/office/drawing/2016/ink" xmlns:am3d="http://schemas.microsoft.com/office/drawing/2017/model3d" xmlns:o="urn:schemas-microsoft-com:office:office" xmlns:oel="http://schemas.microsoft.com/office/2019/extlst" xmlns:r="http://schemas.openxmlformats.org/officeDocument/2006/relationships" xmlns:m="http://schemas.openxmlformats.org/officeDocument/2006/math" xmlns:v="urn:schemas-microsoft-com:vml" xmlns:wp14="http://schemas.microsoft.com/office/word/2010/wordprocessingDrawing" xmlns:wp="http://schemas.openxmlformats.org/drawingml/2006/wordprocessingDrawing" xmlns:w10="urn:schemas-microsoft-com:office:word" xmlns:w="http://schemas.openxmlformats.org/wordprocessingml/2006/main" xmlns:w14="http://schemas.microsoft.com/office/word/2010/wordml" xmlns:w15="http://schemas.microsoft.com/office/word/2012/wordml" xmlns:w16cex="http://schemas.microsoft.com/office/word/2018/wordml/cex" xmlns:w16cid="http://schemas.microsoft.com/office/word/2016/wordml/cid" xmlns:w16="http://schemas.microsoft.com/office/word/2018/wordml" xmlns:w16du="http://schemas.microsoft.com/office/word/2023/wordml/word16du" xmlns:w16sdtdh="http://schemas.microsoft.com/office/word/2020/wordml/sdtdatahash" xmlns:w16sdtfl="http://schemas.microsoft.com/office/word/2024/wordml/sdtformatlock" xmlns:w16se="http://schemas.microsoft.com/office/word/2015/wordml/symex" xmlns:wpg="http://schemas.microsoft.com/office/word/2010/wordprocessingGroup" xmlns:wpi="http://schemas.microsoft.com/office/word/2010/wordprocessingInk" xmlns:wne="http://schemas.microsoft.com/office/word/2006/wordml" xmlns:wps="http://schemas.microsoft.com/office/word/2010/wordprocessingShape" mc:Ignorable="w14 w15 w16se w16cid w16 w16cex w16sdtdh w16sdtfl w16du wp14">
+  <w:endnote w:type="separator" w:id="-1">
+    <w:p>
+      <w:pPr>
+        <w:spacing w:after="0" w:line="240" w:lineRule="auto"/>
+      </w:pPr>
+      <w:r>
+        <w:separator/>
+      </w:r>
+    </w:p>
+  </w:endnote>
+  <w:endnote w:type="continuationSeparator" w:id="0">
+    <w:p>
+      <w:pPr>
+        <w:spacing w:after="0" w:line="240" w:lineRule="auto"/>
+      </w:pPr>
+      <w:r>
+        <w:continuationSeparator/>
+      </w:r>
+    </w:p>
+  </w:endnote>
+</w:endnotes>
+</file>
+
+<file path=word/footnotes.xml><?xml version="1.0" encoding="utf-8"?>
+<w:footnotes xmlns:wpc="http://schemas.microsoft.com/office/word/2010/wordprocessingCanvas" xmlns:cx="http://schemas.microsoft.com/office/drawing/2014/chartex" xmlns:cx1="http://schemas.microsoft.com/office/drawing/2015/9/8/chartex" xmlns:cx2="http://schemas.microsoft.com/office/drawing/2015/10/21/chartex" xmlns:cx3="http://schemas.microsoft.com/office/drawing/2016/5/9/chartex" xmlns:cx4="http://schemas.microsoft.com/office/drawing/2016/5/10/chartex" xmlns:cx5="http://schemas.microsoft.com/office/drawing/2016/5/11/chartex" xmlns:cx6="http://schemas.microsoft.com/office/drawing/2016/5/12/chartex" xmlns:cx7="http://schemas.microsoft.com/office/drawing/2016/5/13/chartex" xmlns:cx8="http://schemas.microsoft.com/office/drawing/2016/5/14/chartex" xmlns:mc="http://schemas.openxmlformats.org/markup-compatibility/2006" xmlns:aink="http://schemas.microsoft.com/office/drawing/2016/ink" xmlns:am3d="http://schemas.microsoft.com/office/drawing/2017/model3d" xmlns:o="urn:schemas-microsoft-com:office:office" xmlns:oel="http://schemas.microsoft.com/office/2019/extlst" xmlns:r="http://schemas.openxmlformats.org/officeDocument/2006/relationships" xmlns:m="http://schemas.openxmlformats.org/officeDocument/2006/math" xmlns:v="urn:schemas-microsoft-com:vml" xmlns:wp14="http://schemas.microsoft.com/office/word/2010/wordprocessingDrawing" xmlns:wp="http://schemas.openxmlformats.org/drawingml/2006/wordprocessingDrawing" xmlns:w10="urn:schemas-microsoft-com:office:word" xmlns:w="http://schemas.openxmlformats.org/wordprocessingml/2006/main" xmlns:w14="http://schemas.microsoft.com/office/word/2010/wordml" xmlns:w15="http://schemas.microsoft.com/office/word/2012/wordml" xmlns:w16cex="http://schemas.microsoft.com/office/word/2018/wordml/cex" xmlns:w16cid="http://schemas.microsoft.com/office/word/2016/wordml/cid" xmlns:w16="http://schemas.microsoft.com/office/word/2018/wordml" xmlns:w16du="http://schemas.microsoft.com/office/word/2023/wordml/word16du" xmlns:w16sdtdh="http://schemas.microsoft.com/office/word/2020/wordml/sdtdatahash" xmlns:w16sdtfl="http://schemas.microsoft.com/office/word/2024/wordml/sdtformatlock" xmlns:w16se="http://schemas.microsoft.com/office/word/2015/wordml/symex" xmlns:wpg="http://schemas.microsoft.com/office/word/2010/wordprocessingGroup" xmlns:wpi="http://schemas.microsoft.com/office/word/2010/wordprocessingInk" xmlns:wne="http://schemas.microsoft.com/office/word/2006/wordml" xmlns:wps="http://schemas.microsoft.com/office/word/2010/wordprocessingShape" mc:Ignorable="w14 w15 w16se w16cid w16 w16cex w16sdtdh w16sdtfl w16du wp14">
+  <w:footnote w:type="separator" w:id="-1">
+    <w:p>
+      <w:pPr>
+        <w:spacing w:after="0" w:line="240" w:lineRule="auto"/>
+      </w:pPr>
+      <w:r>
+        <w:separator/>
+      </w:r>
+    </w:p>
+  </w:footnote>
+  <w:footnote w:type="continuationSeparator" w:id="0">
+    <w:p>
+      <w:pPr>
+        <w:spacing w:after="0" w:line="240" w:lineRule="auto"/>
+      </w:pPr>
+      <w:r>
+        <w:continuationSeparator/>
+      </w:r>
+    </w:p>
+  </w:footnote>
+</w:footnotes>
 </file>
 
 <file path=word/header1.xml><?xml version="1.0" encoding="utf-8"?>
